--- a/docs/Informe_Tecnico_Actividad_1_4_consistente.docx
+++ b/docs/Informe_Tecnico_Actividad_1_4_consistente.docx
@@ -225,7 +225,7 @@
         <w:jc w:val="both"/>
       </w:pPr>
       <w:r>
-        <w:t>El prototipo simula un sistema IoT de monitoreo de acceso vehicular compuesto por un m?dulo ESP32 con dos sensores ultras?nicos HC-SR04 instalados en el mismo lado f?sico del port?n (S1 para disparo de c?mara y S2 para confirmaci?n de proximidad), un servo motor SG90 como barrera vehicular simulada, un bot?n pulsador para apertura manual de emergencia, y LEDs indicadores de estado. La simulaci?n valida la l?gica de detecci?n, el control de la barrera en sus tres modos de operaci?n (autom?tico, manual remoto y manual f?sico), y el flujo general del sistema.</w:t>
+        <w:t>El prototipo simula un sistema IoT de monitoreo de acceso vehicular compuesto por un módulo ESP32 con dos sensores ultrasónicos HC-SR04 instalados en el mismo lado físico del portón (S1 para disparo de cámara y S2 para confirmación de proximidad), un servo motor SG90 como barrera vehicular simulada, un botón pulsador para apertura manual de emergencia, y LEDs indicadores de estado. La simulación valida la lógica de detección, el control de la barrera en sus tres modos de operación (automático, manual remoto y manual físico), y el flujo general del sistema.</w:t>
       </w:r>
     </w:p>
     <w:p>
@@ -372,7 +372,7 @@
           </w:tcPr>
           <w:p>
             <w:r>
-              <w:t>Simulador en línea de microcontroladores. Se utilizó para simular el circuito ESP32 con sensores ultras?nicos HC-SR04, servo motor, botón y LEDs. Permite escribir y ejecutar código Arduino/C++ directamente en el navegador.</w:t>
+              <w:t>Simulador en línea de microcontroladores. Se utilizó para simular el circuito ESP32 con sensores ultrasónicos HC-SR04, servo motor, botón y LEDs. Permite escribir y ejecutar código Arduino/C++ directamente en el navegador.</w:t>
             </w:r>
           </w:p>
         </w:tc>
@@ -518,7 +518,7 @@
           </w:tcPr>
           <w:p>
             <w:r>
-              <w:t>2x sensor ultras?nico HC-SR04 (simulaci?n de proximidad en mismo lado f?sico), 1x servo motor SG90 (barrera), 1x push button (apertura manual), 2x LED (indicadores de estado), resistencias pull-down.</w:t>
+              <w:t>2x sensor ultrasúnico HC-SR04 (simulación de proximidad en mismo lado físico), 1x servo motor SG90 (barrera), 1x push button (apertura manual), 2x LED (indicadores de estado), resistencias pull-down.</w:t>
             </w:r>
           </w:p>
         </w:tc>
@@ -768,7 +768,7 @@
           </w:tcPr>
           <w:p>
             <w:r>
-              <w:t>Sensor ultras?nico S1</w:t>
+              <w:t>Sensor ultrasúnico S1</w:t>
             </w:r>
           </w:p>
         </w:tc>
@@ -840,7 +840,7 @@
           </w:tcPr>
           <w:p>
             <w:r>
-              <w:t>Simula sensor S1 (disparo de c?mara), montado en el mismo lado f?sico del port?n.</w:t>
+              <w:t>Simula sensor S1 (disparo de cámara), montado en el mismo lado físico del portón.</w:t>
             </w:r>
           </w:p>
         </w:tc>
@@ -865,7 +865,7 @@
           </w:tcPr>
           <w:p>
             <w:r>
-              <w:t>Sensor ultras?nico S2</w:t>
+              <w:t>Sensor ultrasúnico S2</w:t>
             </w:r>
           </w:p>
         </w:tc>
@@ -934,7 +934,7 @@
           </w:tcPr>
           <w:p>
             <w:r>
-              <w:t>Simula sensor S2 (confirmaci?n de proximidad), montado en el mismo lado f?sico del port?n.</w:t>
+              <w:t>Simula sensor S2 (confirmación de proximidad), montado en el mismo lado físico del portón.</w:t>
             </w:r>
           </w:p>
         </w:tc>
@@ -1411,7 +1411,7 @@
         <w:jc w:val="center"/>
       </w:pPr>
       <w:r>
-        <w:t>Figura 2: Detalle de las conexiones de los sensores ultras?nicos HC-SR04 y el servo motor en Wokwi.</w:t>
+        <w:t>Figura 2: Detalle de las conexiones de los sensores ultrasónicos HC-SR04 y el servo motor en Wokwi.</w:t>
       </w:r>
     </w:p>
     <w:p>
@@ -1855,7 +1855,7 @@
           </w:tcPr>
           <w:p>
             <w:r>
-              <w:t>Sensores ultras?nicos simulados en Wokwi (S1 y S2, mismo lado f?sico).</w:t>
+              <w:t>Sensores ultrasónicos simulados en Wokwi (S1 y S2, mismo lado físico).</w:t>
             </w:r>
           </w:p>
         </w:tc>
@@ -2158,7 +2158,7 @@
         <w:jc w:val="both"/>
       </w:pPr>
       <w:r>
-        <w:t>1. El ESP32 monitorea GPIO 13 (sensor S1: disparo de c?mara) y GPIO 14 (sensor S2: confirmaci?n de proximidad), ambos instalados en el mismo lado f?sico del port?n.</w:t>
+        <w:t>1. El ESP32 monitorea GPIO 13 (sensor S1: disparo de cámara) y GPIO 14 (sensor S2: confirmación de proximidad), ambos instalados en el mismo lado físico del portón.</w:t>
       </w:r>
     </w:p>
     <w:p>
@@ -5506,7 +5506,7 @@
           </w:tcPr>
           <w:p>
             <w:r>
-              <w:t>Jitter del servo al abrir/cerrar la barrera en simulaci?n.</w:t>
+              <w:t>Jitter del servo al abrir/cerrar la barrera en simulación.</w:t>
             </w:r>
           </w:p>
         </w:tc>
@@ -5530,7 +5530,7 @@
           </w:tcPr>
           <w:p>
             <w:r>
-              <w:t>Ciclo de control sin filtro temporal y actualizaci?n demasiado frecuente del servo.</w:t>
+              <w:t>Ciclo de control sin filtro temporal y actualización demasiado frecuente del servo.</w:t>
             </w:r>
           </w:p>
         </w:tc>
@@ -5554,7 +5554,7 @@
           </w:tcPr>
           <w:p>
             <w:r>
-              <w:t>Se agreg? ventana de estabilizaci?n y temporizador de cierre controlado para evitar oscilaciones.</w:t>
+              <w:t>Se agregó ventana de estabilización y temporizador de cierre controlado para evitar oscilaciones.</w:t>
             </w:r>
           </w:p>
         </w:tc>
@@ -5625,7 +5625,7 @@
           </w:tcPr>
           <w:p>
             <w:r>
-              <w:t>Lectura directa del bot?n sin antirrebote por software.</w:t>
+              <w:t>Lectura directa del botón sin antirrebote por software.</w:t>
             </w:r>
           </w:p>
         </w:tc>
@@ -5648,7 +5648,7 @@
           </w:tcPr>
           <w:p>
             <w:r>
-              <w:t>Se implement? debounce por tiempo y validaci?n de flanco para una sola apertura por pulsaci?n.</w:t>
+              <w:t>Se implementó debounce por tiempo y validación de flanco para una sola apertura por pulsación.</w:t>
             </w:r>
           </w:p>
         </w:tc>
@@ -5698,7 +5698,7 @@
           </w:tcPr>
           <w:p>
             <w:r>
-              <w:t>Falsos disparos de detecci?n en secuencias r?pidas.</w:t>
+              <w:t>Falsos disparos de detección en secuencias rápidas.</w:t>
             </w:r>
           </w:p>
         </w:tc>
@@ -5722,7 +5722,7 @@
           </w:tcPr>
           <w:p>
             <w:r>
-              <w:t>Ausencia de confirmaci?n cruzada entre sensores de proximidad.</w:t>
+              <w:t>Ausencia de confirmación cruzada entre sensores de proximidad.</w:t>
             </w:r>
           </w:p>
         </w:tc>
@@ -5746,7 +5746,7 @@
           </w:tcPr>
           <w:p>
             <w:r>
-              <w:t>Se defini? l?gica S1 (disparo) + S2 (confirmaci?n) y cooldown entre eventos consecutivos.</w:t>
+              <w:t>Se definió lógica S1 (disparo) + S2 (confirmación) y cooldown entre eventos consecutivos.</w:t>
             </w:r>
           </w:p>
         </w:tc>
@@ -5817,7 +5817,7 @@
           </w:tcPr>
           <w:p>
             <w:r>
-              <w:t>Actualizaci?n tard?a del estado local de veh?culos presentes.</w:t>
+              <w:t>Actualización tardía del estado local de vehículos presentes.</w:t>
             </w:r>
           </w:p>
         </w:tc>
@@ -5840,7 +5840,7 @@
           </w:tcPr>
           <w:p>
             <w:r>
-              <w:t>Se reorden? el flujo para actualizar estado inmediatamente despu?s de validar patente y evento.</w:t>
+              <w:t>Se reordenó el flujo para actualizar estado inmediatamente después de validar patente y evento.</w:t>
             </w:r>
           </w:p>
         </w:tc>
@@ -5914,7 +5914,7 @@
           </w:tcPr>
           <w:p>
             <w:r>
-              <w:t>El simulador Wokwi no reproduce completamente ruido f?sico y ecos espurios de ultrasonido.</w:t>
+              <w:t>El simulador Wokwi no reproduce completamente ruido físico y ecos espurios de ultrasonido.</w:t>
             </w:r>
           </w:p>
         </w:tc>
@@ -5938,7 +5938,7 @@
           </w:tcPr>
           <w:p>
             <w:r>
-              <w:t>Se document? calibraci?n pendiente (umbrales y tiempos) para pruebas con hardware real.</w:t>
+              <w:t>Se documentó calibración pendiente (umbrales y tiempos) para pruebas con hardware real.</w:t>
             </w:r>
           </w:p>
         </w:tc>
@@ -6043,7 +6043,7 @@
         <w:jc w:val="both"/>
       </w:pPr>
       <w:r>
-        <w:t>•  Los sensores PIR de Wokwi tienen comportamiento ligeramente diferente a los sensores ultras?nicos HC-SR04 de obstáculo físicos.</w:t>
+        <w:t>•  Los sensores PIR de Wokwi tienen comportamiento ligeramente diferente a los sensores ultrasónicos HC-SR04 de obstáculo físicos.</w:t>
       </w:r>
     </w:p>
     <w:p>
@@ -6091,7 +6091,7 @@
         <w:jc w:val="both"/>
       </w:pPr>
       <w:r>
-        <w:t>1. Adquirir el hardware real (ESP32-CAM + sensores ultras?nicos HC-SR04 + servo + protoboard).</w:t>
+        <w:t>1. Adquirir el hardware real (ESP32-CAM + sensores ultrasónicos HC-SR04 + servo + protoboard).</w:t>
       </w:r>
     </w:p>
     <w:p>
@@ -6181,7 +6181,7 @@
         <w:jc w:val="both"/>
       </w:pPr>
       <w:r>
-        <w:t>•  La detección bidireccional con dos sensores ultras?nicos HC-SR04 funciona correctamente, activando la secuencia de procesamiento sin importar la dirección de aproximación del vehículo.</w:t>
+        <w:t>•  La detección bidireccional con dos sensores ultrasónicos HC-SR04 funciona correctamente, activando la secuencia de procesamiento sin importar la dirección de aproximación del vehículo.</w:t>
       </w:r>
     </w:p>
     <w:p>
@@ -6237,7 +6237,7 @@
     </w:p>
     <w:p>
       <w:r>
-        <w:t>Criterio de consistencia aplicado: prototipo de 1 carril con dos sensores ultras?nicos HC-SR04 instalados en el mismo lado f?sico del port?n, c?mara fija y l?gica de direcci?n (ingreso/salida) resuelta por software mediante estado del veh?culo.</w:t>
+        <w:t>Criterio de consistencia aplicado: prototipo de 1 carril con dos sensores ultrasónicos HC-SR04 instalados en el mismo lado físico del portón, cámara fija y lógica de dirección (ingreso/salida) resuelta por software mediante estado del vehículo.</w:t>
       </w:r>
     </w:p>
     <w:sectPr>
